--- a/legal/00-Before-you-send.docx
+++ b/legal/00-Before-you-send.docx
@@ -183,16 +183,7 @@
           <w:i w:val="0"/>
           <w:sz w:val="22"/>
         </w:rPr>
-        <w:t>4.</w:t>
-      </w:r>
-      <w:r>
-        <w:rPr>
-          <w:rFonts w:ascii="Times New Roman" w:hAnsi="Times New Roman" w:cs="Times New Roman" w:eastAsia="Times New Roman"/>
-          <w:b w:val="0"/>
-          <w:i w:val="0"/>
-          <w:sz w:val="22"/>
-        </w:rPr>
-        <w:t xml:space="preserve">  The city whose courts should hear a dispute. Delhi and Mumbai have commercial courts used to intellectual-property matters. Use the city your advocate recommends.</w:t>
+        <w:t>4.  The city of Avenue's registered office. Write that same city in clause 15.3. The agreement is made in that city, so those courts already have a connection with the company. Use another city only if your advocate confirms that a court there is already competent. Commercial courts sit in the districts, so the city does not have to be Delhi or Mumbai.</w:t>
       </w:r>
     </w:p>
     <w:p>
@@ -218,6 +209,22 @@
           <w:sz w:val="22"/>
         </w:rPr>
         <w:t xml:space="preserve">  Leave the vendor block blank until you know the legal name, address, and GSTIN of that shop. The name on the agreement should be the name that would appear on a later invoice.</w:t>
+      </w:r>
+    </w:p>
+    <w:p>
+      <w:pPr>
+        <w:spacing w:before="20" w:after="60" w:line="259" w:lineRule="auto"/>
+        <w:ind w:left="425" w:hanging="425"/>
+        <w:jc w:val="both"/>
+      </w:pPr>
+      <w:r>
+        <w:rPr>
+          <w:rFonts w:ascii="Times New Roman" w:hAnsi="Times New Roman" w:cs="Times New Roman" w:eastAsia="Times New Roman"/>
+          <w:b w:val="0"/>
+          <w:i w:val="0"/>
+          <w:sz w:val="22"/>
+        </w:rPr>
+        <w:t>6.  Who signs for the shop. For a company, a director, or a person named in a board resolution. For a partnership, a partner the partnership deed authorises. For a proprietorship, the proprietor, and the vendor name should be that person's name, carrying on business as the shop name.</w:t>
       </w:r>
     </w:p>
     <w:p>
@@ -295,16 +302,7 @@
           <w:i w:val="0"/>
           <w:sz w:val="22"/>
         </w:rPr>
-        <w:t>1.</w:t>
-      </w:r>
-      <w:r>
-        <w:rPr>
-          <w:rFonts w:ascii="Times New Roman" w:hAnsi="Times New Roman" w:cs="Times New Roman" w:eastAsia="Times New Roman"/>
-          <w:b w:val="0"/>
-          <w:i w:val="0"/>
-          <w:sz w:val="22"/>
-        </w:rPr>
-        <w:t xml:space="preserve">  Send only the non-disclosure agreement. Do not attach drawings, STEP files, photographs, or samples to that email.</w:t>
+        <w:t>1.  Send only the non-disclosure agreement. Do not attach drawings, STEP files, photographs, or samples to that email. Do not describe the part geometry, dimensions, or function on a call or in that email. The agreement covers disclosures made on or after the date of the last signature.</w:t>
       </w:r>
     </w:p>
     <w:p>
@@ -536,7 +534,7 @@
           <w:i w:val="0"/>
           <w:sz w:val="22"/>
         </w:rPr>
-        <w:t>If you do not place an order, the agreement requires deletion within the period in clause 9. Ask for the signed destruction certificate and file it.</w:t>
+        <w:t>If you do not place an order, the agreement requires deletion within the period in clause 9. If the shop never submits a quotation, that period is fifteen days after ninety days from the first disclosure. Ask for the signed destruction certificate and file it.</w:t>
       </w:r>
     </w:p>
     <w:p>
